--- a/guides/Siena主教座堂導覽手冊.docx
+++ b/guides/Siena主教座堂導覽手冊.docx
@@ -115,7 +115,7 @@
           <w:color w:val="5D6D7E"/>
           <w:sz w:val="21"/>
         </w:rPr>
-        <w:t>：10:00 - 12:30（約 2.5 小時）</w:t>
+        <w:t>：10:00 - 12:45（約 2.75 小時）</w:t>
       </w:r>
     </w:p>
     <w:p>
@@ -140,7 +140,7 @@
           <w:color w:val="5D6D7E"/>
           <w:sz w:val="21"/>
         </w:rPr>
-        <w:t>建議票券</w:t>
+        <w:t>採用票券</w:t>
       </w:r>
       <w:r>
         <w:rPr>
@@ -148,7 +148,24 @@
           <w:color w:val="5D6D7E"/>
           <w:sz w:val="21"/>
         </w:rPr>
-        <w:t>：Opa Si Pass</w:t>
+        <w:t>：</w:t>
+      </w:r>
+      <w:r>
+        <w:rPr>
+          <w:rFonts w:ascii="Microsoft JhengHei" w:hAnsi="Microsoft JhengHei" w:eastAsia="Microsoft JhengHei"/>
+          <w:b/>
+          <w:color w:val="5D6D7E"/>
+          <w:sz w:val="21"/>
+        </w:rPr>
+        <w:t>PORTA del CIELO 全包通票 €21/人 × 5 = €105</w:t>
+      </w:r>
+      <w:r>
+        <w:rPr>
+          <w:rFonts w:ascii="Microsoft JhengHei" w:hAnsi="Microsoft JhengHei" w:eastAsia="Microsoft JhengHei"/>
+          <w:color w:val="5D6D7E"/>
+          <w:sz w:val="21"/>
+        </w:rPr>
+        <w:t>（含 OPA SI PASS 全部景點 + 11:30 屋頂導覽 30 分鐘）</w:t>
       </w:r>
     </w:p>
     <w:p>
@@ -695,7 +712,7 @@
         <w:pStyle w:val="Heading3"/>
       </w:pPr>
       <w:r>
-        <w:t>票價與 Opa Si Pass</w:t>
+        <w:t>票價與通票方案</w:t>
       </w:r>
     </w:p>
     <w:p>
@@ -710,12 +727,29 @@
           <w:rFonts w:ascii="Microsoft JhengHei" w:hAnsi="Microsoft JhengHei" w:eastAsia="Microsoft JhengHei"/>
           <w:b/>
         </w:rPr>
-        <w:t>Opa Si Pass（全包套票）— 強烈建議購買</w:t>
-      </w:r>
-      <w:r>
-        <w:rPr>
-          <w:rFonts w:ascii="Microsoft JhengHei" w:hAnsi="Microsoft JhengHei" w:eastAsia="Microsoft JhengHei"/>
-        </w:rPr>
+        <w:t>我們的選擇：PORTA del CIELO 全包通票（含屋頂導覽）— 強烈推薦給「想完整體驗」的旅客</w:t>
+      </w:r>
+      <w:r>
+        <w:rPr>
+          <w:rFonts w:ascii="Microsoft JhengHei" w:hAnsi="Microsoft JhengHei" w:eastAsia="Microsoft JhengHei"/>
+        </w:rPr>
+      </w:r>
+    </w:p>
+    <w:p>
+      <w:pPr>
+        <w:ind w:left="283"/>
+        <w:pBdr>
+          <w:left w:val="single" w:sz="12" w:space="4" w:color="2E86C1"/>
+        </w:pBdr>
+        <w:shd w:fill="EBF5FB"/>
+      </w:pPr>
+      <w:r>
+        <w:rPr>
+          <w:rFonts w:ascii="Microsoft JhengHei" w:hAnsi="Microsoft JhengHei" w:eastAsia="Microsoft JhengHei"/>
+          <w:color w:val="5D6D7E"/>
+          <w:sz w:val="21"/>
+        </w:rPr>
+        <w:t>經 Gemini + Codex 雙重交叉驗證 operaduomo.siena.it 官方 2026 票價：</w:t>
       </w:r>
     </w:p>
     <w:tbl>
@@ -726,14 +760,15 @@
         <w:tblLook w:firstColumn="1" w:firstRow="1" w:lastColumn="0" w:lastRow="0" w:noHBand="0" w:noVBand="1" w:val="04A0"/>
       </w:tblPr>
       <w:tblGrid>
-        <w:gridCol w:w="3024"/>
-        <w:gridCol w:w="3024"/>
-        <w:gridCol w:w="3024"/>
+        <w:gridCol w:w="2268"/>
+        <w:gridCol w:w="2268"/>
+        <w:gridCol w:w="2268"/>
+        <w:gridCol w:w="2268"/>
       </w:tblGrid>
       <w:tr>
         <w:tc>
           <w:tcPr>
-            <w:tcW w:type="dxa" w:w="3024"/>
+            <w:tcW w:type="dxa" w:w="2268"/>
             <w:shd w:fill="1B4F72"/>
           </w:tcPr>
           <w:p>
@@ -748,13 +783,13 @@
                 <w:color w:val="FFFFFF"/>
                 <w:sz w:val="20"/>
               </w:rPr>
-              <w:t>類別</w:t>
+              <w:t>票券類型</w:t>
             </w:r>
           </w:p>
         </w:tc>
         <w:tc>
           <w:tcPr>
-            <w:tcW w:type="dxa" w:w="3024"/>
+            <w:tcW w:type="dxa" w:w="2268"/>
             <w:shd w:fill="1B4F72"/>
           </w:tcPr>
           <w:p>
@@ -775,7 +810,7 @@
         </w:tc>
         <w:tc>
           <w:tcPr>
-            <w:tcW w:type="dxa" w:w="3024"/>
+            <w:tcW w:type="dxa" w:w="2268"/>
             <w:shd w:fill="1B4F72"/>
           </w:tcPr>
           <w:p>
@@ -794,11 +829,32 @@
             </w:r>
           </w:p>
         </w:tc>
+        <w:tc>
+          <w:tcPr>
+            <w:tcW w:type="dxa" w:w="2268"/>
+            <w:shd w:fill="1B4F72"/>
+          </w:tcPr>
+          <w:p>
+            <w:pPr>
+              <w:jc w:val="center"/>
+            </w:pPr>
+            <w:r/>
+            <w:r>
+              <w:rPr>
+                <w:rFonts w:ascii="Microsoft JhengHei" w:hAnsi="Microsoft JhengHei" w:eastAsia="Microsoft JhengHei"/>
+                <w:b/>
+                <w:color w:val="FFFFFF"/>
+                <w:sz w:val="20"/>
+              </w:rPr>
+              <w:t>包含內容</w:t>
+            </w:r>
+          </w:p>
+        </w:tc>
       </w:tr>
       <w:tr>
         <w:tc>
           <w:tcPr>
-            <w:tcW w:type="dxa" w:w="3024"/>
+            <w:tcW w:type="dxa" w:w="2268"/>
           </w:tcPr>
           <w:p>
             <w:r/>
@@ -807,13 +863,27 @@
                 <w:rFonts w:ascii="Microsoft JhengHei" w:hAnsi="Microsoft JhengHei" w:eastAsia="Microsoft JhengHei"/>
                 <w:sz w:val="19"/>
               </w:rPr>
-              <w:t>成人（12 歲以上）</w:t>
+            </w:r>
+            <w:r>
+              <w:rPr>
+                <w:rFonts w:ascii="Microsoft JhengHei" w:hAnsi="Microsoft JhengHei" w:eastAsia="Microsoft JhengHei"/>
+                <w:b/>
+                <w:sz w:val="19"/>
+              </w:rPr>
+              <w:t>PORTA del CIELO 通票</w:t>
+            </w:r>
+            <w:r>
+              <w:rPr>
+                <w:rFonts w:ascii="Microsoft JhengHei" w:hAnsi="Microsoft JhengHei" w:eastAsia="Microsoft JhengHei"/>
+                <w:sz w:val="19"/>
+              </w:rPr>
+              <w:t xml:space="preserve"> ✅ 我們的選擇</w:t>
             </w:r>
           </w:p>
         </w:tc>
         <w:tc>
           <w:tcPr>
-            <w:tcW w:type="dxa" w:w="3024"/>
+            <w:tcW w:type="dxa" w:w="2268"/>
           </w:tcPr>
           <w:p>
             <w:r/>
@@ -822,13 +892,13 @@
                 <w:rFonts w:ascii="Microsoft JhengHei" w:hAnsi="Microsoft JhengHei" w:eastAsia="Microsoft JhengHei"/>
                 <w:sz w:val="19"/>
               </w:rPr>
-              <w:t>EUR 16</w:t>
+              <w:t>EUR 21</w:t>
             </w:r>
           </w:p>
         </w:tc>
         <w:tc>
           <w:tcPr>
-            <w:tcW w:type="dxa" w:w="3024"/>
+            <w:tcW w:type="dxa" w:w="2268"/>
           </w:tcPr>
           <w:p>
             <w:r/>
@@ -837,7 +907,22 @@
                 <w:rFonts w:ascii="Microsoft JhengHei" w:hAnsi="Microsoft JhengHei" w:eastAsia="Microsoft JhengHei"/>
                 <w:sz w:val="19"/>
               </w:rPr>
-              <w:t>約 TWD 560</w:t>
+              <w:t>約 TWD 735</w:t>
+            </w:r>
+          </w:p>
+        </w:tc>
+        <w:tc>
+          <w:tcPr>
+            <w:tcW w:type="dxa" w:w="2268"/>
+          </w:tcPr>
+          <w:p>
+            <w:r/>
+            <w:r>
+              <w:rPr>
+                <w:rFonts w:ascii="Microsoft JhengHei" w:hAnsi="Microsoft JhengHei" w:eastAsia="Microsoft JhengHei"/>
+                <w:sz w:val="19"/>
+              </w:rPr>
+              <w:t>OPA SI PASS 所有景點 + 屋頂導覽 30 分</w:t>
             </w:r>
           </w:p>
         </w:tc>
@@ -845,7 +930,7 @@
       <w:tr>
         <w:tc>
           <w:tcPr>
-            <w:tcW w:type="dxa" w:w="3024"/>
+            <w:tcW w:type="dxa" w:w="2268"/>
             <w:shd w:fill="EBF5FB"/>
           </w:tcPr>
           <w:p>
@@ -855,13 +940,13 @@
                 <w:rFonts w:ascii="Microsoft JhengHei" w:hAnsi="Microsoft JhengHei" w:eastAsia="Microsoft JhengHei"/>
                 <w:sz w:val="19"/>
               </w:rPr>
-              <w:t>兒童（7-11 歲）</w:t>
+              <w:t>OPA SI PASS（標準，無屋頂）</w:t>
             </w:r>
           </w:p>
         </w:tc>
         <w:tc>
           <w:tcPr>
-            <w:tcW w:type="dxa" w:w="3024"/>
+            <w:tcW w:type="dxa" w:w="2268"/>
             <w:shd w:fill="EBF5FB"/>
           </w:tcPr>
           <w:p>
@@ -871,13 +956,13 @@
                 <w:rFonts w:ascii="Microsoft JhengHei" w:hAnsi="Microsoft JhengHei" w:eastAsia="Microsoft JhengHei"/>
                 <w:sz w:val="19"/>
               </w:rPr>
-              <w:t>EUR 5</w:t>
+              <w:t>EUR 14（地板覆蓋期）/ EUR 16（地板開放期）</w:t>
             </w:r>
           </w:p>
         </w:tc>
         <w:tc>
           <w:tcPr>
-            <w:tcW w:type="dxa" w:w="3024"/>
+            <w:tcW w:type="dxa" w:w="2268"/>
             <w:shd w:fill="EBF5FB"/>
           </w:tcPr>
           <w:p>
@@ -887,15 +972,14 @@
                 <w:rFonts w:ascii="Microsoft JhengHei" w:hAnsi="Microsoft JhengHei" w:eastAsia="Microsoft JhengHei"/>
                 <w:sz w:val="19"/>
               </w:rPr>
-              <w:t>約 TWD 175</w:t>
+              <w:t>約 TWD 490-560</w:t>
             </w:r>
           </w:p>
         </w:tc>
-      </w:tr>
-      <w:tr>
         <w:tc>
           <w:tcPr>
-            <w:tcW w:type="dxa" w:w="3024"/>
+            <w:tcW w:type="dxa" w:w="2268"/>
+            <w:shd w:fill="EBF5FB"/>
           </w:tcPr>
           <w:p>
             <w:r/>
@@ -904,13 +988,15 @@
                 <w:rFonts w:ascii="Microsoft JhengHei" w:hAnsi="Microsoft JhengHei" w:eastAsia="Microsoft JhengHei"/>
                 <w:sz w:val="19"/>
               </w:rPr>
-              <w:t>6 歲以下 / 身障人士</w:t>
+              <w:t>教堂、博物館、Facciatone、洗禮堂、地下聖殿、Piccolomini</w:t>
             </w:r>
           </w:p>
         </w:tc>
+      </w:tr>
+      <w:tr>
         <w:tc>
           <w:tcPr>
-            <w:tcW w:type="dxa" w:w="3024"/>
+            <w:tcW w:type="dxa" w:w="2268"/>
           </w:tcPr>
           <w:p>
             <w:r/>
@@ -919,13 +1005,13 @@
                 <w:rFonts w:ascii="Microsoft JhengHei" w:hAnsi="Microsoft JhengHei" w:eastAsia="Microsoft JhengHei"/>
                 <w:sz w:val="19"/>
               </w:rPr>
-              <w:t>EUR 2</w:t>
+              <w:t>基本門票（單進主教座堂）</w:t>
             </w:r>
           </w:p>
         </w:tc>
         <w:tc>
           <w:tcPr>
-            <w:tcW w:type="dxa" w:w="3024"/>
+            <w:tcW w:type="dxa" w:w="2268"/>
           </w:tcPr>
           <w:p>
             <w:r/>
@@ -934,7 +1020,37 @@
                 <w:rFonts w:ascii="Microsoft JhengHei" w:hAnsi="Microsoft JhengHei" w:eastAsia="Microsoft JhengHei"/>
                 <w:sz w:val="19"/>
               </w:rPr>
-              <w:t>約 TWD 70</w:t>
+              <w:t>EUR 5-7（覆蓋期）/ EUR 8-10（開放期）</w:t>
+            </w:r>
+          </w:p>
+        </w:tc>
+        <w:tc>
+          <w:tcPr>
+            <w:tcW w:type="dxa" w:w="2268"/>
+          </w:tcPr>
+          <w:p>
+            <w:r/>
+            <w:r>
+              <w:rPr>
+                <w:rFonts w:ascii="Microsoft JhengHei" w:hAnsi="Microsoft JhengHei" w:eastAsia="Microsoft JhengHei"/>
+                <w:sz w:val="19"/>
+              </w:rPr>
+              <w:t>約 TWD 175-350</w:t>
+            </w:r>
+          </w:p>
+        </w:tc>
+        <w:tc>
+          <w:tcPr>
+            <w:tcW w:type="dxa" w:w="2268"/>
+          </w:tcPr>
+          <w:p>
+            <w:r/>
+            <w:r>
+              <w:rPr>
+                <w:rFonts w:ascii="Microsoft JhengHei" w:hAnsi="Microsoft JhengHei" w:eastAsia="Microsoft JhengHei"/>
+                <w:sz w:val="19"/>
+              </w:rPr>
+              <w:t>主教座堂 + Piccolomini 圖書館</w:t>
             </w:r>
           </w:p>
         </w:tc>
@@ -953,7 +1069,94 @@
           <w:rFonts w:ascii="Microsoft JhengHei" w:hAnsi="Microsoft JhengHei" w:eastAsia="Microsoft JhengHei"/>
           <w:b/>
         </w:rPr>
-        <w:t>Opa Si Pass 包含以下景點（一張票全搞定）</w:t>
+        <w:t>2026/6/15 我們團體實際採購</w:t>
+      </w:r>
+      <w:r>
+        <w:rPr>
+          <w:rFonts w:ascii="Microsoft JhengHei" w:hAnsi="Microsoft JhengHei" w:eastAsia="Microsoft JhengHei"/>
+        </w:rPr>
+        <w:t>：</w:t>
+      </w:r>
+    </w:p>
+    <w:p>
+      <w:pPr>
+        <w:ind w:left="454" w:hanging="227"/>
+      </w:pPr>
+      <w:r>
+        <w:rPr>
+          <w:rFonts w:ascii="Microsoft JhengHei" w:hAnsi="Microsoft JhengHei" w:eastAsia="Microsoft JhengHei"/>
+          <w:sz w:val="21"/>
+        </w:rPr>
+        <w:t xml:space="preserve">• 全團 5 人 × EUR 21 = </w:t>
+      </w:r>
+      <w:r>
+        <w:rPr>
+          <w:rFonts w:ascii="Microsoft JhengHei" w:hAnsi="Microsoft JhengHei" w:eastAsia="Microsoft JhengHei"/>
+          <w:b/>
+          <w:sz w:val="21"/>
+        </w:rPr>
+        <w:t>EUR 105</w:t>
+      </w:r>
+      <w:r>
+        <w:rPr>
+          <w:rFonts w:ascii="Microsoft JhengHei" w:hAnsi="Microsoft JhengHei" w:eastAsia="Microsoft JhengHei"/>
+          <w:sz w:val="21"/>
+        </w:rPr>
+        <w:t>（約 TWD 3,675），每人約 TWD 735</w:t>
+      </w:r>
+    </w:p>
+    <w:p>
+      <w:pPr>
+        <w:ind w:left="454" w:hanging="227"/>
+      </w:pPr>
+      <w:r>
+        <w:rPr>
+          <w:rFonts w:ascii="Microsoft JhengHei" w:hAnsi="Microsoft JhengHei" w:eastAsia="Microsoft JhengHei"/>
+          <w:sz w:val="21"/>
+        </w:rPr>
+        <w:t xml:space="preserve">• </w:t>
+      </w:r>
+      <w:r>
+        <w:rPr>
+          <w:rFonts w:ascii="Microsoft JhengHei" w:hAnsi="Microsoft JhengHei" w:eastAsia="Microsoft JhengHei"/>
+          <w:b/>
+          <w:sz w:val="21"/>
+        </w:rPr>
+        <w:t>預訂場次：6/15 11:30 屋頂導覽英文場</w:t>
+      </w:r>
+      <w:r>
+        <w:rPr>
+          <w:rFonts w:ascii="Microsoft JhengHei" w:hAnsi="Microsoft JhengHei" w:eastAsia="Microsoft JhengHei"/>
+          <w:sz w:val="21"/>
+        </w:rPr>
+        <w:t>（限額 18 人，旺季熱門）</w:t>
+      </w:r>
+    </w:p>
+    <w:p>
+      <w:pPr>
+        <w:ind w:left="454" w:hanging="227"/>
+      </w:pPr>
+      <w:r>
+        <w:rPr>
+          <w:rFonts w:ascii="Microsoft JhengHei" w:hAnsi="Microsoft JhengHei" w:eastAsia="Microsoft JhengHei"/>
+          <w:sz w:val="21"/>
+        </w:rPr>
+        <w:t>• 購票網址：opasipass.com 或 operaduomo.siena.it</w:t>
+      </w:r>
+    </w:p>
+    <w:p>
+      <w:pPr/>
+      <w:r>
+        <w:rPr>
+          <w:rFonts w:ascii="Microsoft JhengHei" w:hAnsi="Microsoft JhengHei" w:eastAsia="Microsoft JhengHei"/>
+        </w:rPr>
+      </w:r>
+      <w:r>
+        <w:rPr>
+          <w:rFonts w:ascii="Microsoft JhengHei" w:hAnsi="Microsoft JhengHei" w:eastAsia="Microsoft JhengHei"/>
+          <w:b/>
+        </w:rPr>
+        <w:t>PORTA del CIELO 通票包含以下景點（一張票全搞定）</w:t>
       </w:r>
       <w:r>
         <w:rPr>
@@ -1055,28 +1258,34 @@
           <w:rFonts w:ascii="Microsoft JhengHei" w:hAnsi="Microsoft JhengHei" w:eastAsia="Microsoft JhengHei"/>
           <w:sz w:val="21"/>
         </w:rPr>
-        <w:t>8. 語音導覽 App（含義、英、法、德、西語）</w:t>
+        <w:t xml:space="preserve">8. </w:t>
+      </w:r>
+      <w:r>
+        <w:rPr>
+          <w:rFonts w:ascii="Microsoft JhengHei" w:hAnsi="Microsoft JhengHei" w:eastAsia="Microsoft JhengHei"/>
+          <w:b/>
+          <w:sz w:val="21"/>
+        </w:rPr>
+        <w:t>PORTA del CIELO 屋頂導覽</w:t>
+      </w:r>
+      <w:r>
+        <w:rPr>
+          <w:rFonts w:ascii="Microsoft JhengHei" w:hAnsi="Microsoft JhengHei" w:eastAsia="Microsoft JhengHei"/>
+          <w:sz w:val="21"/>
+        </w:rPr>
+        <w:t>（30 分鐘，限額 18 人小團，含義/英文場）</w:t>
       </w:r>
     </w:p>
     <w:p>
-      <w:pPr/>
-      <w:r>
-        <w:rPr>
-          <w:rFonts w:ascii="Microsoft JhengHei" w:hAnsi="Microsoft JhengHei" w:eastAsia="Microsoft JhengHei"/>
-        </w:rPr>
-      </w:r>
-      <w:r>
-        <w:rPr>
-          <w:rFonts w:ascii="Microsoft JhengHei" w:hAnsi="Microsoft JhengHei" w:eastAsia="Microsoft JhengHei"/>
-          <w:b/>
-        </w:rPr>
-        <w:t>不包含</w:t>
-      </w:r>
-      <w:r>
-        <w:rPr>
-          <w:rFonts w:ascii="Microsoft JhengHei" w:hAnsi="Microsoft JhengHei" w:eastAsia="Microsoft JhengHei"/>
-        </w:rPr>
-        <w:t>：天堂之門屋頂導覽（Porta del Cielo，需另購 EUR 21）</w:t>
+      <w:pPr>
+        <w:ind w:left="454" w:hanging="283"/>
+      </w:pPr>
+      <w:r>
+        <w:rPr>
+          <w:rFonts w:ascii="Microsoft JhengHei" w:hAnsi="Microsoft JhengHei" w:eastAsia="Microsoft JhengHei"/>
+          <w:sz w:val="21"/>
+        </w:rPr>
+        <w:t>9. 語音導覽 App（含義、英、法、德、西語）</w:t>
       </w:r>
     </w:p>
     <w:p>
@@ -1145,7 +1354,7 @@
           <w:rFonts w:ascii="Microsoft JhengHei" w:hAnsi="Microsoft JhengHei" w:eastAsia="Microsoft JhengHei"/>
           <w:sz w:val="21"/>
         </w:rPr>
-        <w:t>（建議）：官網 operaduomo.siena.it 或 opasipass.com，可選時段，避免排隊</w:t>
+        <w:t>（強烈建議）：官網 operaduomo.siena.it 或 opasipass.com，可選屋頂場次</w:t>
       </w:r>
     </w:p>
     <w:p>
@@ -1172,19 +1381,98 @@
           <w:rFonts w:ascii="Microsoft JhengHei" w:hAnsi="Microsoft JhengHei" w:eastAsia="Microsoft JhengHei"/>
           <w:sz w:val="21"/>
         </w:rPr>
-        <w:t>：主教座堂廣場旁的 PRENOTATI 售票處（1 號窗口），需於預約時段前 15 分鐘取票</w:t>
+        <w:t>：主教座堂廣場旁的 PRENOTATI 售票處（1 號窗口），需於屋頂場次前 15 分鐘取票（6 月旺季屋頂導覽容易滿，不建議現場碰運氣）</w:t>
       </w:r>
     </w:p>
     <w:p>
-      <w:pPr>
-        <w:ind w:left="454" w:hanging="227"/>
-      </w:pPr>
-      <w:r>
-        <w:rPr>
-          <w:rFonts w:ascii="Microsoft JhengHei" w:hAnsi="Microsoft JhengHei" w:eastAsia="Microsoft JhengHei"/>
-          <w:sz w:val="21"/>
-        </w:rPr>
-        <w:t>• 5 人同行，成人票共 EUR 80（約 TWD 2,800），每人 EUR 16</w:t>
+      <w:pPr/>
+      <w:r>
+        <w:rPr>
+          <w:rFonts w:ascii="Microsoft JhengHei" w:hAnsi="Microsoft JhengHei" w:eastAsia="Microsoft JhengHei"/>
+        </w:rPr>
+      </w:r>
+      <w:r>
+        <w:rPr>
+          <w:rFonts w:ascii="Microsoft JhengHei" w:hAnsi="Microsoft JhengHei" w:eastAsia="Microsoft JhengHei"/>
+          <w:b/>
+        </w:rPr>
+        <w:t>重要提醒</w:t>
+      </w:r>
+      <w:r>
+        <w:rPr>
+          <w:rFonts w:ascii="Microsoft JhengHei" w:hAnsi="Microsoft JhengHei" w:eastAsia="Microsoft JhengHei"/>
+        </w:rPr>
+        <w:t>：</w:t>
+      </w:r>
+    </w:p>
+    <w:p>
+      <w:pPr/>
+      <w:r>
+        <w:rPr>
+          <w:rFonts w:ascii="Microsoft JhengHei" w:hAnsi="Microsoft JhengHei" w:eastAsia="Microsoft JhengHei"/>
+        </w:rPr>
+        <w:t xml:space="preserve">⚠ </w:t>
+      </w:r>
+      <w:r>
+        <w:rPr>
+          <w:rFonts w:ascii="Microsoft JhengHei" w:hAnsi="Microsoft JhengHei" w:eastAsia="Microsoft JhengHei"/>
+          <w:b/>
+        </w:rPr>
+        <w:t>6/15 是「地板覆蓋保護期」</w:t>
+      </w:r>
+      <w:r>
+        <w:rPr>
+          <w:rFonts w:ascii="Microsoft JhengHei" w:hAnsi="Microsoft JhengHei" w:eastAsia="Microsoft JhengHei"/>
+        </w:rPr>
+        <w:t>（2026 官方地板全面開放期：</w:t>
+      </w:r>
+      <w:r>
+        <w:rPr>
+          <w:rFonts w:ascii="Microsoft JhengHei" w:hAnsi="Microsoft JhengHei" w:eastAsia="Microsoft JhengHei"/>
+          <w:b/>
+        </w:rPr>
+        <w:t>6/27-7/31、8/18-11/15</w:t>
+      </w:r>
+      <w:r>
+        <w:rPr>
+          <w:rFonts w:ascii="Microsoft JhengHei" w:hAnsi="Microsoft JhengHei" w:eastAsia="Microsoft JhengHei"/>
+        </w:rPr>
+        <w:t>）。56 幅大理石鑲嵌畫精華大多看不到，僅入口處赫密士與部分側廊女先知可見。屋頂導覽改看彩繪玻璃近距離 + 星空穹頂 + 拱頂內部結構。</w:t>
+      </w:r>
+    </w:p>
+    <w:p>
+      <w:pPr/>
+      <w:r>
+        <w:rPr>
+          <w:rFonts w:ascii="Microsoft JhengHei" w:hAnsi="Microsoft JhengHei" w:eastAsia="Microsoft JhengHei"/>
+        </w:rPr>
+        <w:t xml:space="preserve">⚠ </w:t>
+      </w:r>
+      <w:r>
+        <w:rPr>
+          <w:rFonts w:ascii="Microsoft JhengHei" w:hAnsi="Microsoft JhengHei" w:eastAsia="Microsoft JhengHei"/>
+          <w:b/>
+        </w:rPr>
+        <w:t>體力警告</w:t>
+      </w:r>
+      <w:r>
+        <w:rPr>
+          <w:rFonts w:ascii="Microsoft JhengHei" w:hAnsi="Microsoft JhengHei" w:eastAsia="Microsoft JhengHei"/>
+        </w:rPr>
+        <w:t>：屋頂導覽再爬約 70-80 階窄陡石梯（含傾斜走道）。當天加上 Facciatone（~131 階）與傍晚曼吉亞塔樓（~400 階），一天約 600+ 階。建議</w:t>
+      </w:r>
+      <w:r>
+        <w:rPr>
+          <w:rFonts w:ascii="Microsoft JhengHei" w:hAnsi="Microsoft JhengHei" w:eastAsia="Microsoft JhengHei"/>
+          <w:b/>
+        </w:rPr>
+        <w:t>曼吉亞改為自由參加</w:t>
+      </w:r>
+      <w:r>
+        <w:rPr>
+          <w:rFonts w:ascii="Microsoft JhengHei" w:hAnsi="Microsoft JhengHei" w:eastAsia="Microsoft JhengHei"/>
+        </w:rPr>
+        <w:t>，恐高或膝蓋不適者可選擇放棄屋頂（票款無法退回，但其他人不受影響）。</w:t>
       </w:r>
     </w:p>
     <w:p>
@@ -2052,7 +2340,24 @@
           <w:color w:val="5D6D7E"/>
           <w:sz w:val="21"/>
         </w:rPr>
-        <w:t>。完整揭開的時間是每年 8/18 - 10/15。不過即使被覆蓋，仍有部分區域可以看到，特別是中殿入口處的赫密士和側廊的女先知系列。這反而讓你有理由秋天再來一次！</w:t>
+        <w:t xml:space="preserve">。2026 官方完整揭開期為 </w:t>
+      </w:r>
+      <w:r>
+        <w:rPr>
+          <w:rFonts w:ascii="Microsoft JhengHei" w:hAnsi="Microsoft JhengHei" w:eastAsia="Microsoft JhengHei"/>
+          <w:b/>
+          <w:color w:val="5D6D7E"/>
+          <w:sz w:val="21"/>
+        </w:rPr>
+        <w:t>6/27-7/31、8/18-11/15</w:t>
+      </w:r>
+      <w:r>
+        <w:rPr>
+          <w:rFonts w:ascii="Microsoft JhengHei" w:hAnsi="Microsoft JhengHei" w:eastAsia="Microsoft JhengHei"/>
+          <w:color w:val="5D6D7E"/>
+          <w:sz w:val="21"/>
+        </w:rPr>
+        <w:t>。不過即使被覆蓋，仍有部分區域可以看到，特別是中殿入口處的赫密士和側廊的女先知系列。這反而讓你有理由秋天再來一次！</w:t>
       </w:r>
     </w:p>
     <w:p>
@@ -2545,7 +2850,7 @@
         <w:rPr>
           <w:rFonts w:ascii="Microsoft JhengHei" w:hAnsi="Microsoft JhengHei" w:eastAsia="Microsoft JhengHei"/>
         </w:rPr>
-        <w:t>：杜乔的《聖母與聖嬰》（Maesta）在這裡——這是 Siena 藝術史上最重要的單一作品。</w:t>
+        <w:t>：杜喬的《聖母與聖嬰》（Maesta）在這裡——這是 Siena 藝術史上最重要的單一作品。</w:t>
       </w:r>
     </w:p>
     <w:p>
@@ -2554,7 +2859,7 @@
         <w:rPr>
           <w:rFonts w:ascii="Microsoft JhengHei" w:hAnsi="Microsoft JhengHei" w:eastAsia="Microsoft JhengHei"/>
         </w:rPr>
-        <w:t>#### 鎮館之寶：杜乔的《聖母》（Maesta di Duccio）</w:t>
+        <w:t>#### 鎮館之寶：杜喬的《聖母》（Maesta di Duccio）</w:t>
       </w:r>
     </w:p>
     <w:p>
@@ -2563,7 +2868,7 @@
         <w:rPr>
           <w:rFonts w:ascii="Microsoft JhengHei" w:hAnsi="Microsoft JhengHei" w:eastAsia="Microsoft JhengHei"/>
         </w:rPr>
-        <w:t>杜乔·迪·博寧賽尼亞（Duccio di Buoninsegna）在 1308-1311 年間完成的這幅巨型雙面祭壇畫（約 5 公尺 x 4.9 公尺），是中世紀晚期最偉大的藝術成就之一。</w:t>
+        <w:t>杜喬·迪·博寧賽尼亞（Duccio di Buoninsegna）在 1308-1311 年間完成的這幅巨型雙面祭壇畫（約 5 公尺 x 4.9 公尺），是中世紀晚期最偉大的藝術成就之一。</w:t>
       </w:r>
     </w:p>
     <w:p>
@@ -2572,7 +2877,7 @@
         <w:rPr>
           <w:rFonts w:ascii="Microsoft JhengHei" w:hAnsi="Microsoft JhengHei" w:eastAsia="Microsoft JhengHei"/>
         </w:rPr>
-        <w:t>1311 年 6 月 9 日，當這幅畫從杜乔的工作室搬運到主教座堂時，整座 Siena 城萬人空巷。商店歇業、教堂鐘聲齊鳴、市民手持蠟燭列隊遊行護送——這大概是藝術史上最盛大的「新作發表會」。</w:t>
+        <w:t>1311 年 6 月 9 日，當這幅畫從杜喬的工作室搬運到主教座堂時，整座 Siena 城萬人空巷。商店歇業、教堂鐘聲齊鳴、市民手持蠟燭列隊遊行護送——這大概是藝術史上最盛大的「新作發表會」。</w:t>
       </w:r>
     </w:p>
     <w:p>
@@ -3780,7 +4085,7 @@
         <w:pStyle w:val="Heading2"/>
       </w:pPr>
       <w:r>
-        <w:t>三、建議參觀路線（2.5 小時精華版）</w:t>
+        <w:t>三、建議參觀路線（2.75 小時版，含 11:30 PORTA del CIELO 屋頂導覽）</w:t>
       </w:r>
     </w:p>
     <w:p>
@@ -3789,60 +4094,7 @@
         <w:rPr>
           <w:rFonts w:ascii="Microsoft JhengHei" w:hAnsi="Microsoft JhengHei" w:eastAsia="Microsoft JhengHei"/>
         </w:rPr>
-        <w:t>以下路線配合 6/15（一）上午 10:00 抵達、12:30 前往午餐的時程：</w:t>
-      </w:r>
-    </w:p>
-    <w:p>
-      <w:pPr>
-        <w:pStyle w:val="Heading3"/>
-      </w:pPr>
-      <w:r>
-        <w:t>10:00 - 10:30 | 第一站：主教座堂博物館 + Facciatone 觀景台（30 分鐘）</w:t>
-      </w:r>
-    </w:p>
-    <w:p>
-      <w:pPr/>
-      <w:r>
-        <w:rPr>
-          <w:rFonts w:ascii="Microsoft JhengHei" w:hAnsi="Microsoft JhengHei" w:eastAsia="Microsoft JhengHei"/>
-        </w:rPr>
-      </w:r>
-      <w:r>
-        <w:rPr>
-          <w:rFonts w:ascii="Microsoft JhengHei" w:hAnsi="Microsoft JhengHei" w:eastAsia="Microsoft JhengHei"/>
-          <w:b/>
-        </w:rPr>
-        <w:t>為什麼先來這裡？</w:t>
-      </w:r>
-      <w:r>
-        <w:rPr>
-          <w:rFonts w:ascii="Microsoft JhengHei" w:hAnsi="Microsoft JhengHei" w:eastAsia="Microsoft JhengHei"/>
-        </w:rPr>
-        <w:t xml:space="preserve"> 博物館 09:30 就開門了，觀景台一早人最少，避免排隊。</w:t>
-      </w:r>
-    </w:p>
-    <w:p>
-      <w:pPr>
-        <w:ind w:left="454" w:hanging="227"/>
-      </w:pPr>
-      <w:r>
-        <w:rPr>
-          <w:rFonts w:ascii="Microsoft JhengHei" w:hAnsi="Microsoft JhengHei" w:eastAsia="Microsoft JhengHei"/>
-          <w:sz w:val="21"/>
-        </w:rPr>
-        <w:t>• 先上 Facciatone 觀景台（約 15 分鐘，含登頂與拍照）</w:t>
-      </w:r>
-    </w:p>
-    <w:p>
-      <w:pPr>
-        <w:ind w:left="454" w:hanging="227"/>
-      </w:pPr>
-      <w:r>
-        <w:rPr>
-          <w:rFonts w:ascii="Microsoft JhengHei" w:hAnsi="Microsoft JhengHei" w:eastAsia="Microsoft JhengHei"/>
-          <w:sz w:val="21"/>
-        </w:rPr>
-        <w:t>• 回頭欣賞杜乔的《聖母》與博物館重點展品（約 15 分鐘）</w:t>
+        <w:t>以下路線配合 6/15（一）上午 10:00 抵達、12:45 前往午餐的時程。</w:t>
       </w:r>
     </w:p>
     <w:p>
@@ -3859,7 +4111,40 @@
           <w:color w:val="5D6D7E"/>
           <w:sz w:val="21"/>
         </w:rPr>
-        <w:t>觀景台入口在博物館上層，跟著指標走就不會迷路。</w:t>
+      </w:r>
+      <w:r>
+        <w:rPr>
+          <w:rFonts w:ascii="Microsoft JhengHei" w:hAnsi="Microsoft JhengHei" w:eastAsia="Microsoft JhengHei"/>
+          <w:b/>
+          <w:color w:val="5D6D7E"/>
+          <w:sz w:val="21"/>
+        </w:rPr>
+        <w:t>核心限制</w:t>
+      </w:r>
+      <w:r>
+        <w:rPr>
+          <w:rFonts w:ascii="Microsoft JhengHei" w:hAnsi="Microsoft JhengHei" w:eastAsia="Microsoft JhengHei"/>
+          <w:color w:val="5D6D7E"/>
+          <w:sz w:val="21"/>
+        </w:rPr>
+        <w:t>：</w:t>
+      </w:r>
+      <w:r>
+        <w:rPr>
+          <w:rFonts w:ascii="Microsoft JhengHei" w:hAnsi="Microsoft JhengHei" w:eastAsia="Microsoft JhengHei"/>
+          <w:b/>
+          <w:color w:val="5D6D7E"/>
+          <w:sz w:val="21"/>
+        </w:rPr>
+        <w:t>11:30 屋頂導覽必須準時報到</w:t>
+      </w:r>
+      <w:r>
+        <w:rPr>
+          <w:rFonts w:ascii="Microsoft JhengHei" w:hAnsi="Microsoft JhengHei" w:eastAsia="Microsoft JhengHei"/>
+          <w:color w:val="5D6D7E"/>
+          <w:sz w:val="21"/>
+        </w:rPr>
+        <w:t>（限額 18 人，遲到無法遞補），前面景點要嚴格控時。</w:t>
       </w:r>
     </w:p>
     <w:p>
@@ -3867,7 +4152,28 @@
         <w:pStyle w:val="Heading3"/>
       </w:pPr>
       <w:r>
-        <w:t>10:30 - 11:30 | 第二站：主教座堂 + Piccolomini 圖書館（60 分鐘）</w:t>
+        <w:t>10:00 - 10:15 | 第一站：Facciatone 觀景台（15 分鐘）</w:t>
+      </w:r>
+    </w:p>
+    <w:p>
+      <w:pPr/>
+      <w:r>
+        <w:rPr>
+          <w:rFonts w:ascii="Microsoft JhengHei" w:hAnsi="Microsoft JhengHei" w:eastAsia="Microsoft JhengHei"/>
+        </w:rPr>
+      </w:r>
+      <w:r>
+        <w:rPr>
+          <w:rFonts w:ascii="Microsoft JhengHei" w:hAnsi="Microsoft JhengHei" w:eastAsia="Microsoft JhengHei"/>
+          <w:b/>
+        </w:rPr>
+        <w:t>為什麼先來這裡？</w:t>
+      </w:r>
+      <w:r>
+        <w:rPr>
+          <w:rFonts w:ascii="Microsoft JhengHei" w:hAnsi="Microsoft JhengHei" w:eastAsia="Microsoft JhengHei"/>
+        </w:rPr>
+        <w:t xml:space="preserve"> 觀景台一早人最少，避免排隊。</w:t>
       </w:r>
     </w:p>
     <w:p>
@@ -3879,94 +4185,7 @@
           <w:rFonts w:ascii="Microsoft JhengHei" w:hAnsi="Microsoft JhengHei" w:eastAsia="Microsoft JhengHei"/>
           <w:sz w:val="21"/>
         </w:rPr>
-        <w:t>• 進入主教座堂，先抬頭看穹頂與黑白條紋</w:t>
-      </w:r>
-    </w:p>
-    <w:p>
-      <w:pPr>
-        <w:ind w:left="454" w:hanging="227"/>
-      </w:pPr>
-      <w:r>
-        <w:rPr>
-          <w:rFonts w:ascii="Microsoft JhengHei" w:hAnsi="Microsoft JhengHei" w:eastAsia="Microsoft JhengHei"/>
-          <w:sz w:val="21"/>
-        </w:rPr>
-        <w:t>• 低頭看地板鑲嵌畫（入口處的赫密士一定看得到）</w:t>
-      </w:r>
-    </w:p>
-    <w:p>
-      <w:pPr>
-        <w:ind w:left="454" w:hanging="227"/>
-      </w:pPr>
-      <w:r>
-        <w:rPr>
-          <w:rFonts w:ascii="Microsoft JhengHei" w:hAnsi="Microsoft JhengHei" w:eastAsia="Microsoft JhengHei"/>
-          <w:sz w:val="21"/>
-        </w:rPr>
-        <w:t>• 右側找到尼古拉·皮薩諾講道壇，細看浮雕</w:t>
-      </w:r>
-    </w:p>
-    <w:p>
-      <w:pPr>
-        <w:ind w:left="454" w:hanging="227"/>
-      </w:pPr>
-      <w:r>
-        <w:rPr>
-          <w:rFonts w:ascii="Microsoft JhengHei" w:hAnsi="Microsoft JhengHei" w:eastAsia="Microsoft JhengHei"/>
-          <w:sz w:val="21"/>
-        </w:rPr>
-        <w:t>• 北翼殿找多那太羅的施洗者聖約翰銅像</w:t>
-      </w:r>
-    </w:p>
-    <w:p>
-      <w:pPr>
-        <w:ind w:left="454" w:hanging="227"/>
-      </w:pPr>
-      <w:r>
-        <w:rPr>
-          <w:rFonts w:ascii="Microsoft JhengHei" w:hAnsi="Microsoft JhengHei" w:eastAsia="Microsoft JhengHei"/>
-          <w:sz w:val="21"/>
-        </w:rPr>
-        <w:t>• 靠近 Piccolomini 祭壇時找米開朗基羅的四尊聖人像</w:t>
-      </w:r>
-    </w:p>
-    <w:p>
-      <w:pPr>
-        <w:ind w:left="454" w:hanging="227"/>
-      </w:pPr>
-      <w:r>
-        <w:rPr>
-          <w:rFonts w:ascii="Microsoft JhengHei" w:hAnsi="Microsoft JhengHei" w:eastAsia="Microsoft JhengHei"/>
-          <w:sz w:val="21"/>
-        </w:rPr>
-        <w:t xml:space="preserve">• 進入 </w:t>
-      </w:r>
-      <w:r>
-        <w:rPr>
-          <w:rFonts w:ascii="Microsoft JhengHei" w:hAnsi="Microsoft JhengHei" w:eastAsia="Microsoft JhengHei"/>
-          <w:b/>
-          <w:sz w:val="21"/>
-        </w:rPr>
-        <w:t>Piccolomini 圖書館</w:t>
-      </w:r>
-      <w:r>
-        <w:rPr>
-          <w:rFonts w:ascii="Microsoft JhengHei" w:hAnsi="Microsoft JhengHei" w:eastAsia="Microsoft JhengHei"/>
-          <w:sz w:val="21"/>
-        </w:rPr>
-        <w:t>（在教堂內部左側中段），被壁畫的色彩震撼，拍照</w:t>
-      </w:r>
-    </w:p>
-    <w:p>
-      <w:pPr>
-        <w:ind w:left="454" w:hanging="227"/>
-      </w:pPr>
-      <w:r>
-        <w:rPr>
-          <w:rFonts w:ascii="Microsoft JhengHei" w:hAnsi="Microsoft JhengHei" w:eastAsia="Microsoft JhengHei"/>
-          <w:sz w:val="21"/>
-        </w:rPr>
-        <w:t>• 最後到奇吉禮拜堂看貝尼尼的雕塑</w:t>
+        <w:t>• 上 Facciatone 觀景台（約 15 分鐘，含登頂與拍照）</w:t>
       </w:r>
     </w:p>
     <w:p>
@@ -3983,7 +4202,7 @@
           <w:color w:val="5D6D7E"/>
           <w:sz w:val="21"/>
         </w:rPr>
-        <w:t>圖書館大約 15-20 分鐘就能看完，但你會忍不住多拍幾張。</w:t>
+        <w:t>觀景台入口在博物館上層，跟著指標走就不會迷路。</w:t>
       </w:r>
     </w:p>
     <w:p>
@@ -3991,7 +4210,7 @@
         <w:pStyle w:val="Heading3"/>
       </w:pPr>
       <w:r>
-        <w:t>11:30 - 11:50 | 第三站：洗禮堂（20 分鐘）</w:t>
+        <w:t>10:15 - 10:40 | 第二站：主教座堂博物館（25 分鐘）</w:t>
       </w:r>
     </w:p>
     <w:p>
@@ -4003,7 +4222,7 @@
           <w:rFonts w:ascii="Microsoft JhengHei" w:hAnsi="Microsoft JhengHei" w:eastAsia="Microsoft JhengHei"/>
           <w:sz w:val="21"/>
         </w:rPr>
-        <w:t>• 從教堂後方出去，走下階梯到洗禮堂</w:t>
+        <w:t>• 重點看杜喬的《聖母》（Maestà）— Siena 藝術史最重要的單一作品</w:t>
       </w:r>
     </w:p>
     <w:p>
@@ -4015,7 +4234,7 @@
           <w:rFonts w:ascii="Microsoft JhengHei" w:hAnsi="Microsoft JhengHei" w:eastAsia="Microsoft JhengHei"/>
           <w:sz w:val="21"/>
         </w:rPr>
-        <w:t>• 重點看六角形洗禮池的六面浮雕，特別是多那太羅的「希律王的宴席」</w:t>
+        <w:t>• 其他重點展品（雕像、聖物、教堂原始裝飾）快速瀏覽</w:t>
       </w:r>
     </w:p>
     <w:p>
@@ -4023,7 +4242,7 @@
         <w:pStyle w:val="Heading3"/>
       </w:pPr>
       <w:r>
-        <w:t>11:50 - 12:05 | 第四站：地下聖殿（15 分鐘）</w:t>
+        <w:t>10:40 - 11:10 | 第三站：主教座堂 + Piccolomini 圖書館（30 分鐘）</w:t>
       </w:r>
     </w:p>
     <w:p>
@@ -4035,7 +4254,126 @@
           <w:rFonts w:ascii="Microsoft JhengHei" w:hAnsi="Microsoft JhengHei" w:eastAsia="Microsoft JhengHei"/>
           <w:sz w:val="21"/>
         </w:rPr>
-        <w:t>• 就在洗禮堂旁邊，快速參觀 13 世紀壁畫</w:t>
+        <w:t>• 進入主教座堂，先抬頭看穹頂與黑白條紋</w:t>
+      </w:r>
+    </w:p>
+    <w:p>
+      <w:pPr>
+        <w:ind w:left="454" w:hanging="227"/>
+      </w:pPr>
+      <w:r>
+        <w:rPr>
+          <w:rFonts w:ascii="Microsoft JhengHei" w:hAnsi="Microsoft JhengHei" w:eastAsia="Microsoft JhengHei"/>
+          <w:sz w:val="21"/>
+        </w:rPr>
+        <w:t>• 低頭看地板鑲嵌畫（入口處的赫密士一定看得到）</w:t>
+      </w:r>
+    </w:p>
+    <w:p>
+      <w:pPr>
+        <w:ind w:left="454" w:hanging="227"/>
+      </w:pPr>
+      <w:r>
+        <w:rPr>
+          <w:rFonts w:ascii="Microsoft JhengHei" w:hAnsi="Microsoft JhengHei" w:eastAsia="Microsoft JhengHei"/>
+          <w:sz w:val="21"/>
+        </w:rPr>
+        <w:t>• 右側找到尼古拉·皮薩諾講道壇，細看浮雕</w:t>
+      </w:r>
+    </w:p>
+    <w:p>
+      <w:pPr>
+        <w:ind w:left="454" w:hanging="227"/>
+      </w:pPr>
+      <w:r>
+        <w:rPr>
+          <w:rFonts w:ascii="Microsoft JhengHei" w:hAnsi="Microsoft JhengHei" w:eastAsia="Microsoft JhengHei"/>
+          <w:sz w:val="21"/>
+        </w:rPr>
+        <w:t>• 北翼殿找多那太羅的施洗者聖約翰銅像</w:t>
+      </w:r>
+    </w:p>
+    <w:p>
+      <w:pPr>
+        <w:ind w:left="454" w:hanging="227"/>
+      </w:pPr>
+      <w:r>
+        <w:rPr>
+          <w:rFonts w:ascii="Microsoft JhengHei" w:hAnsi="Microsoft JhengHei" w:eastAsia="Microsoft JhengHei"/>
+          <w:sz w:val="21"/>
+        </w:rPr>
+        <w:t>• 靠近 Piccolomini 祭壇時找米開朗基羅的四尊聖人像</w:t>
+      </w:r>
+    </w:p>
+    <w:p>
+      <w:pPr>
+        <w:ind w:left="454" w:hanging="227"/>
+      </w:pPr>
+      <w:r>
+        <w:rPr>
+          <w:rFonts w:ascii="Microsoft JhengHei" w:hAnsi="Microsoft JhengHei" w:eastAsia="Microsoft JhengHei"/>
+          <w:sz w:val="21"/>
+        </w:rPr>
+        <w:t xml:space="preserve">• 進入 </w:t>
+      </w:r>
+      <w:r>
+        <w:rPr>
+          <w:rFonts w:ascii="Microsoft JhengHei" w:hAnsi="Microsoft JhengHei" w:eastAsia="Microsoft JhengHei"/>
+          <w:b/>
+          <w:sz w:val="21"/>
+        </w:rPr>
+        <w:t>Piccolomini 圖書館</w:t>
+      </w:r>
+      <w:r>
+        <w:rPr>
+          <w:rFonts w:ascii="Microsoft JhengHei" w:hAnsi="Microsoft JhengHei" w:eastAsia="Microsoft JhengHei"/>
+          <w:sz w:val="21"/>
+        </w:rPr>
+        <w:t>（在教堂內部左側中段），被壁畫的色彩震撼，拍照（</w:t>
+      </w:r>
+      <w:r>
+        <w:rPr>
+          <w:rFonts w:ascii="Microsoft JhengHei" w:hAnsi="Microsoft JhengHei" w:eastAsia="Microsoft JhengHei"/>
+          <w:b/>
+          <w:sz w:val="21"/>
+        </w:rPr>
+        <w:t>15-20 分鐘</w:t>
+      </w:r>
+      <w:r>
+        <w:rPr>
+          <w:rFonts w:ascii="Microsoft JhengHei" w:hAnsi="Microsoft JhengHei" w:eastAsia="Microsoft JhengHei"/>
+          <w:sz w:val="21"/>
+        </w:rPr>
+        <w:t>）</w:t>
+      </w:r>
+    </w:p>
+    <w:p>
+      <w:pPr>
+        <w:ind w:left="454" w:hanging="227"/>
+      </w:pPr>
+      <w:r>
+        <w:rPr>
+          <w:rFonts w:ascii="Microsoft JhengHei" w:hAnsi="Microsoft JhengHei" w:eastAsia="Microsoft JhengHei"/>
+          <w:sz w:val="21"/>
+        </w:rPr>
+        <w:t>• 最後到奇吉禮拜堂看貝尼尼的雕塑</w:t>
+      </w:r>
+    </w:p>
+    <w:p>
+      <w:pPr>
+        <w:ind w:left="283"/>
+        <w:pBdr>
+          <w:left w:val="single" w:sz="12" w:space="4" w:color="2E86C1"/>
+        </w:pBdr>
+        <w:shd w:fill="EBF5FB"/>
+      </w:pPr>
+      <w:r>
+        <w:rPr>
+          <w:rFonts w:ascii="Microsoft JhengHei" w:hAnsi="Microsoft JhengHei" w:eastAsia="Microsoft JhengHei"/>
+          <w:color w:val="5D6D7E"/>
+          <w:sz w:val="21"/>
+        </w:rPr>
+        <w:t>Piccolomini 圖書館是這天的拍照重點，但要嚴格控時，11:10 前一定要離開。</w:t>
       </w:r>
     </w:p>
     <w:p>
@@ -4043,7 +4381,7 @@
         <w:pStyle w:val="Heading3"/>
       </w:pPr>
       <w:r>
-        <w:t>12:05 - 12:15 | 自由時間</w:t>
+        <w:t>11:10 - 11:15 | 走到屋頂導覽報到處</w:t>
       </w:r>
     </w:p>
     <w:p>
@@ -4055,7 +4393,7 @@
           <w:rFonts w:ascii="Microsoft JhengHei" w:hAnsi="Microsoft JhengHei" w:eastAsia="Microsoft JhengHei"/>
           <w:sz w:val="21"/>
         </w:rPr>
-        <w:t>• 回到主教座堂廣場，拍攝教堂外觀全景</w:t>
+        <w:t>• 步行至主教座堂正門外的 PORTA del CIELO 報到口（約 5 分鐘）</w:t>
       </w:r>
     </w:p>
     <w:p>
@@ -4067,7 +4405,22 @@
           <w:rFonts w:ascii="Microsoft JhengHei" w:hAnsi="Microsoft JhengHei" w:eastAsia="Microsoft JhengHei"/>
           <w:sz w:val="21"/>
         </w:rPr>
-        <w:t>• 從廣場上看 Facciatone 的殘存立面，回想剛才站在上面的感覺</w:t>
+        <w:t xml:space="preserve">• </w:t>
+      </w:r>
+      <w:r>
+        <w:rPr>
+          <w:rFonts w:ascii="Microsoft JhengHei" w:hAnsi="Microsoft JhengHei" w:eastAsia="Microsoft JhengHei"/>
+          <w:b/>
+          <w:sz w:val="21"/>
+        </w:rPr>
+        <w:t>必須 11:15 前抵達</w:t>
+      </w:r>
+      <w:r>
+        <w:rPr>
+          <w:rFonts w:ascii="Microsoft JhengHei" w:hAnsi="Microsoft JhengHei" w:eastAsia="Microsoft JhengHei"/>
+          <w:sz w:val="21"/>
+        </w:rPr>
+        <w:t>，導覽 15 分鐘前報到 + 安檢</w:t>
       </w:r>
     </w:p>
     <w:p>
@@ -4075,7 +4428,7 @@
         <w:pStyle w:val="Heading3"/>
       </w:pPr>
       <w:r>
-        <w:t>12:15 | 前往午餐</w:t>
+        <w:t>11:15 - 11:30 | 報到完成 + 等候集合（15 分鐘 buffer）</w:t>
       </w:r>
     </w:p>
     <w:p>
@@ -4087,22 +4440,7 @@
           <w:rFonts w:ascii="Microsoft JhengHei" w:hAnsi="Microsoft JhengHei" w:eastAsia="Microsoft JhengHei"/>
           <w:sz w:val="21"/>
         </w:rPr>
-        <w:t xml:space="preserve">• 步行前往 </w:t>
-      </w:r>
-      <w:r>
-        <w:rPr>
-          <w:rFonts w:ascii="Microsoft JhengHei" w:hAnsi="Microsoft JhengHei" w:eastAsia="Microsoft JhengHei"/>
-          <w:b/>
-          <w:sz w:val="21"/>
-        </w:rPr>
-        <w:t>Osteria Il Grattacielo</w:t>
-      </w:r>
-      <w:r>
-        <w:rPr>
-          <w:rFonts w:ascii="Microsoft JhengHei" w:hAnsi="Microsoft JhengHei" w:eastAsia="Microsoft JhengHei"/>
-          <w:sz w:val="21"/>
-        </w:rPr>
-        <w:t>（約 5 分鐘路程）</w:t>
+        <w:t>• 出示電子票，等待集合</w:t>
       </w:r>
     </w:p>
     <w:p>
@@ -4114,7 +4452,186 @@
           <w:rFonts w:ascii="Microsoft JhengHei" w:hAnsi="Microsoft JhengHei" w:eastAsia="Microsoft JhengHei"/>
           <w:sz w:val="21"/>
         </w:rPr>
-        <w:t>• 預計 12:30 抵達用餐</w:t>
+        <w:t>• 廁所建議在此處之前先解決（屋頂上無廁所）</w:t>
+      </w:r>
+    </w:p>
+    <w:p>
+      <w:pPr>
+        <w:pStyle w:val="Heading3"/>
+      </w:pPr>
+      <w:r>
+        <w:t>11:30 - 12:00 | 第四站：PORTA del CIELO 屋頂導覽（30 分鐘）</w:t>
+      </w:r>
+    </w:p>
+    <w:p>
+      <w:pPr>
+        <w:ind w:left="454" w:hanging="227"/>
+      </w:pPr>
+      <w:r>
+        <w:rPr>
+          <w:rFonts w:ascii="Microsoft JhengHei" w:hAnsi="Microsoft JhengHei" w:eastAsia="Microsoft JhengHei"/>
+          <w:sz w:val="21"/>
+        </w:rPr>
+        <w:t>• 沿著教堂內部上方走道，貼近彩繪玻璃與星空穹頂</w:t>
+      </w:r>
+    </w:p>
+    <w:p>
+      <w:pPr>
+        <w:ind w:left="454" w:hanging="227"/>
+      </w:pPr>
+      <w:r>
+        <w:rPr>
+          <w:rFonts w:ascii="Microsoft JhengHei" w:hAnsi="Microsoft JhengHei" w:eastAsia="Microsoft JhengHei"/>
+          <w:sz w:val="21"/>
+        </w:rPr>
+        <w:t>• 進入一般觀光客不開放的拱頂夾層空間</w:t>
+      </w:r>
+    </w:p>
+    <w:p>
+      <w:pPr>
+        <w:ind w:left="454" w:hanging="227"/>
+      </w:pPr>
+      <w:r>
+        <w:rPr>
+          <w:rFonts w:ascii="Microsoft JhengHei" w:hAnsi="Microsoft JhengHei" w:eastAsia="Microsoft JhengHei"/>
+          <w:sz w:val="21"/>
+        </w:rPr>
+        <w:t>• 從教堂內部高處俯瞰中殿（地板覆蓋期間看到的是保護布）</w:t>
+      </w:r>
+    </w:p>
+    <w:p>
+      <w:pPr>
+        <w:ind w:left="454" w:hanging="227"/>
+      </w:pPr>
+      <w:r>
+        <w:rPr>
+          <w:rFonts w:ascii="Microsoft JhengHei" w:hAnsi="Microsoft JhengHei" w:eastAsia="Microsoft JhengHei"/>
+          <w:sz w:val="21"/>
+        </w:rPr>
+        <w:t>• ⚠ 另爬約 70-80 階窄陡石梯（含傾斜走道），恐高或膝蓋不適者可放棄</w:t>
+      </w:r>
+    </w:p>
+    <w:p>
+      <w:pPr>
+        <w:pStyle w:val="Heading3"/>
+      </w:pPr>
+      <w:r>
+        <w:t>12:00 - 12:20 | 第五站：洗禮堂（20 分鐘）</w:t>
+      </w:r>
+    </w:p>
+    <w:p>
+      <w:pPr>
+        <w:ind w:left="454" w:hanging="227"/>
+      </w:pPr>
+      <w:r>
+        <w:rPr>
+          <w:rFonts w:ascii="Microsoft JhengHei" w:hAnsi="Microsoft JhengHei" w:eastAsia="Microsoft JhengHei"/>
+          <w:sz w:val="21"/>
+        </w:rPr>
+        <w:t>• 從教堂後方出去，走下階梯到洗禮堂</w:t>
+      </w:r>
+    </w:p>
+    <w:p>
+      <w:pPr>
+        <w:ind w:left="454" w:hanging="227"/>
+      </w:pPr>
+      <w:r>
+        <w:rPr>
+          <w:rFonts w:ascii="Microsoft JhengHei" w:hAnsi="Microsoft JhengHei" w:eastAsia="Microsoft JhengHei"/>
+          <w:sz w:val="21"/>
+        </w:rPr>
+        <w:t>• 重點看六角形洗禮池的六面浮雕，特別是多那太羅的「希律王的宴席」</w:t>
+      </w:r>
+    </w:p>
+    <w:p>
+      <w:pPr>
+        <w:pStyle w:val="Heading3"/>
+      </w:pPr>
+      <w:r>
+        <w:t>12:20 - 12:40 | 第六站：地下聖殿 Cripta（20 分鐘）</w:t>
+      </w:r>
+    </w:p>
+    <w:p>
+      <w:pPr>
+        <w:ind w:left="454" w:hanging="227"/>
+      </w:pPr>
+      <w:r>
+        <w:rPr>
+          <w:rFonts w:ascii="Microsoft JhengHei" w:hAnsi="Microsoft JhengHei" w:eastAsia="Microsoft JhengHei"/>
+          <w:sz w:val="21"/>
+        </w:rPr>
+        <w:t>• 就在洗禮堂旁邊，參觀 13 世紀壁畫</w:t>
+      </w:r>
+    </w:p>
+    <w:p>
+      <w:pPr>
+        <w:ind w:left="454" w:hanging="227"/>
+      </w:pPr>
+      <w:r>
+        <w:rPr>
+          <w:rFonts w:ascii="Microsoft JhengHei" w:hAnsi="Microsoft JhengHei" w:eastAsia="Microsoft JhengHei"/>
+          <w:sz w:val="21"/>
+        </w:rPr>
+        <w:t>• 可視體力決定，PORTA del CIELO 通票已涵蓋</w:t>
+      </w:r>
+    </w:p>
+    <w:p>
+      <w:pPr>
+        <w:pStyle w:val="Heading3"/>
+      </w:pPr>
+      <w:r>
+        <w:t>12:40 - 12:45 | 自由時間 + 前往午餐</w:t>
+      </w:r>
+    </w:p>
+    <w:p>
+      <w:pPr>
+        <w:ind w:left="454" w:hanging="227"/>
+      </w:pPr>
+      <w:r>
+        <w:rPr>
+          <w:rFonts w:ascii="Microsoft JhengHei" w:hAnsi="Microsoft JhengHei" w:eastAsia="Microsoft JhengHei"/>
+          <w:sz w:val="21"/>
+        </w:rPr>
+        <w:t>• 回到主教座堂廣場，拍攝教堂外觀全景</w:t>
+      </w:r>
+    </w:p>
+    <w:p>
+      <w:pPr>
+        <w:ind w:left="454" w:hanging="227"/>
+      </w:pPr>
+      <w:r>
+        <w:rPr>
+          <w:rFonts w:ascii="Microsoft JhengHei" w:hAnsi="Microsoft JhengHei" w:eastAsia="Microsoft JhengHei"/>
+          <w:sz w:val="21"/>
+        </w:rPr>
+        <w:t xml:space="preserve">• 步行前往 </w:t>
+      </w:r>
+      <w:r>
+        <w:rPr>
+          <w:rFonts w:ascii="Microsoft JhengHei" w:hAnsi="Microsoft JhengHei" w:eastAsia="Microsoft JhengHei"/>
+          <w:b/>
+          <w:sz w:val="21"/>
+        </w:rPr>
+        <w:t>Osteria Il Grattacielo</w:t>
+      </w:r>
+      <w:r>
+        <w:rPr>
+          <w:rFonts w:ascii="Microsoft JhengHei" w:hAnsi="Microsoft JhengHei" w:eastAsia="Microsoft JhengHei"/>
+          <w:sz w:val="21"/>
+        </w:rPr>
+        <w:t>（約 5 分鐘路程）</w:t>
+      </w:r>
+    </w:p>
+    <w:p>
+      <w:pPr>
+        <w:ind w:left="454" w:hanging="227"/>
+      </w:pPr>
+      <w:r>
+        <w:rPr>
+          <w:rFonts w:ascii="Microsoft JhengHei" w:hAnsi="Microsoft JhengHei" w:eastAsia="Microsoft JhengHei"/>
+          <w:sz w:val="21"/>
+        </w:rPr>
+        <w:t>• 預計 12:45 抵達用餐</w:t>
       </w:r>
     </w:p>
     <w:p>
@@ -4628,7 +5145,7 @@
                 <w:rFonts w:ascii="Microsoft JhengHei" w:hAnsi="Microsoft JhengHei" w:eastAsia="Microsoft JhengHei"/>
                 <w:sz w:val="19"/>
               </w:rPr>
-              <w:t>杜乔（Duccio di Buoninsegna）</w:t>
+              <w:t>杜喬（Duccio di Buoninsegna）</w:t>
             </w:r>
           </w:p>
         </w:tc>
@@ -5051,7 +5568,7 @@
           <w:rFonts w:ascii="Microsoft JhengHei" w:hAnsi="Microsoft JhengHei" w:eastAsia="Microsoft JhengHei"/>
           <w:sz w:val="21"/>
         </w:rPr>
-        <w:t>：2.5 小時看完整個教堂群是可行的，但前提是不要在每個展品前都停留太久。Piccolomini 圖書館和 Facciatone 觀景台是最值得花時間的兩個點。</w:t>
+        <w:t>：2.75 小時看完整個教堂群（含 11:30 屋頂導覽）是可行的，但前提是不要在每個展品前都停留太久。Piccolomini 圖書館和 Facciatone 觀景台是最值得花時間的兩個點，但屋頂導覽時段固定，11:10 前一定要走到報到處。</w:t>
       </w:r>
     </w:p>
     <w:p>
@@ -5159,7 +5676,7 @@
           <w:rFonts w:ascii="Microsoft JhengHei" w:hAnsi="Microsoft JhengHei" w:eastAsia="Microsoft JhengHei"/>
           <w:sz w:val="21"/>
         </w:rPr>
-        <w:t>：12:30 到 Osteria Il Grattacielo 吃午餐後，記得 13:30-15:30 回飯店午休——這是義大利六月的生存之道。下午的深度購物從 16:00 開始，店家才會重新開門。</w:t>
+        <w:t>：12:45 到 Osteria Il Grattacielo 吃午餐後，記得 13:30-15:30 回飯店午休——這是義大利六月的生存之道。下午的深度購物從 16:00 開始，店家才會重新開門。</w:t>
       </w:r>
     </w:p>
     <w:p>

--- a/guides/Siena主教座堂導覽手冊.docx
+++ b/guides/Siena主教座堂導覽手冊.docx
@@ -375,7 +375,21 @@
                 <w:rFonts w:ascii="Microsoft JhengHei" w:hAnsi="Microsoft JhengHei" w:eastAsia="Microsoft JhengHei"/>
                 <w:sz w:val="19"/>
               </w:rPr>
+            </w:r>
+            <w:r>
+              <w:rPr>
+                <w:rFonts w:ascii="Microsoft JhengHei" w:hAnsi="Microsoft JhengHei" w:eastAsia="Microsoft JhengHei"/>
+                <w:b/>
+                <w:sz w:val="19"/>
+              </w:rPr>
               <w:t>13:30 - 18:00</w:t>
+            </w:r>
+            <w:r>
+              <w:rPr>
+                <w:rFonts w:ascii="Microsoft JhengHei" w:hAnsi="Microsoft JhengHei" w:eastAsia="Microsoft JhengHei"/>
+                <w:sz w:val="19"/>
+              </w:rPr>
+              <w:t>（假日縮短時段僅適用於主教座堂本體）</w:t>
             </w:r>
           </w:p>
         </w:tc>
@@ -472,7 +486,7 @@
                 <w:rFonts w:ascii="Microsoft JhengHei" w:hAnsi="Microsoft JhengHei" w:eastAsia="Microsoft JhengHei"/>
                 <w:sz w:val="19"/>
               </w:rPr>
-              <w:t>13:30 - 18:00</w:t>
+              <w:t>09:30 - 19:30（依平日時段）</w:t>
             </w:r>
           </w:p>
         </w:tc>
@@ -522,7 +536,7 @@
                 <w:rFonts w:ascii="Microsoft JhengHei" w:hAnsi="Microsoft JhengHei" w:eastAsia="Microsoft JhengHei"/>
                 <w:sz w:val="19"/>
               </w:rPr>
-              <w:t>13:30 - 18:00</w:t>
+              <w:t>09:30 - 19:30（依平日時段）</w:t>
             </w:r>
           </w:p>
         </w:tc>
@@ -569,7 +583,7 @@
                 <w:rFonts w:ascii="Microsoft JhengHei" w:hAnsi="Microsoft JhengHei" w:eastAsia="Microsoft JhengHei"/>
                 <w:sz w:val="19"/>
               </w:rPr>
-              <w:t>13:30 - 18:00</w:t>
+              <w:t>10:00 - 19:00（依平日時段）</w:t>
             </w:r>
           </w:p>
         </w:tc>
@@ -619,7 +633,7 @@
                 <w:rFonts w:ascii="Microsoft JhengHei" w:hAnsi="Microsoft JhengHei" w:eastAsia="Microsoft JhengHei"/>
                 <w:sz w:val="19"/>
               </w:rPr>
-              <w:t>13:30 - 18:00</w:t>
+              <w:t>10:00 - 19:00（依平日時段）</w:t>
             </w:r>
           </w:p>
         </w:tc>
@@ -1141,7 +1155,22 @@
           <w:rFonts w:ascii="Microsoft JhengHei" w:hAnsi="Microsoft JhengHei" w:eastAsia="Microsoft JhengHei"/>
           <w:sz w:val="21"/>
         </w:rPr>
-        <w:t>• 購票網址：opasipass.com 或 operaduomo.siena.it</w:t>
+        <w:t>• 購票網址：</w:t>
+      </w:r>
+      <w:r>
+        <w:rPr>
+          <w:rFonts w:ascii="Microsoft JhengHei" w:hAnsi="Microsoft JhengHei" w:eastAsia="Microsoft JhengHei"/>
+          <w:b/>
+          <w:sz w:val="21"/>
+        </w:rPr>
+        <w:t>operaduomo.siena.it</w:t>
+      </w:r>
+      <w:r>
+        <w:rPr>
+          <w:rFonts w:ascii="Microsoft JhengHei" w:hAnsi="Microsoft JhengHei" w:eastAsia="Microsoft JhengHei"/>
+          <w:sz w:val="21"/>
+        </w:rPr>
+        <w:t>（官方）；opasipass.com 為第三方平台（非官方），建議優先官方</w:t>
       </w:r>
     </w:p>
     <w:p>
@@ -5951,7 +5980,7 @@
           <w:rFonts w:ascii="Microsoft JhengHei" w:hAnsi="Microsoft JhengHei" w:eastAsia="Microsoft JhengHei"/>
           <w:i/>
         </w:rPr>
-        <w:t>最後更新：2026/3/21</w:t>
+        <w:t>最後更新：2026/05/13（三方審查修訂版）</w:t>
       </w:r>
       <w:r>
         <w:rPr>

--- a/guides/Siena主教座堂導覽手冊.docx
+++ b/guides/Siena主教座堂導覽手冊.docx
@@ -165,7 +165,24 @@
           <w:color w:val="5D6D7E"/>
           <w:sz w:val="21"/>
         </w:rPr>
-        <w:t>（含 OPA SI PASS 全部景點 + 11:30 屋頂導覽 30 分鐘）</w:t>
+        <w:t>（含 OPA SI PASS 全部景點 + 11:30 屋頂導覽 30 分鐘，</w:t>
+      </w:r>
+      <w:r>
+        <w:rPr>
+          <w:rFonts w:ascii="Microsoft JhengHei" w:hAnsi="Microsoft JhengHei" w:eastAsia="Microsoft JhengHei"/>
+          <w:b/>
+          <w:color w:val="5D6D7E"/>
+          <w:sz w:val="21"/>
+        </w:rPr>
+        <w:t>5/15 前完成預訂</w:t>
+      </w:r>
+      <w:r>
+        <w:rPr>
+          <w:rFonts w:ascii="Microsoft JhengHei" w:hAnsi="Microsoft JhengHei" w:eastAsia="Microsoft JhengHei"/>
+          <w:color w:val="5D6D7E"/>
+          <w:sz w:val="21"/>
+        </w:rPr>
+        <w:t>）</w:t>
       </w:r>
     </w:p>
     <w:p>
@@ -456,7 +473,7 @@
                 <w:rFonts w:ascii="Microsoft JhengHei" w:hAnsi="Microsoft JhengHei" w:eastAsia="Microsoft JhengHei"/>
                 <w:sz w:val="19"/>
               </w:rPr>
-              <w:t>主教座堂博物館（Museo dell'Opera）</w:t>
+              <w:t>主教座堂博物館(Museo dell'Opera）</w:t>
             </w:r>
           </w:p>
         </w:tc>
@@ -1144,6 +1161,32 @@
           <w:sz w:val="21"/>
         </w:rPr>
         <w:t>（限額 18 人，旺季熱門）</w:t>
+      </w:r>
+    </w:p>
+    <w:p>
+      <w:pPr>
+        <w:ind w:left="454" w:hanging="227"/>
+      </w:pPr>
+      <w:r>
+        <w:rPr>
+          <w:rFonts w:ascii="Microsoft JhengHei" w:hAnsi="Microsoft JhengHei" w:eastAsia="Microsoft JhengHei"/>
+          <w:sz w:val="21"/>
+        </w:rPr>
+        <w:t xml:space="preserve">• </w:t>
+      </w:r>
+      <w:r>
+        <w:rPr>
+          <w:rFonts w:ascii="Microsoft JhengHei" w:hAnsi="Microsoft JhengHei" w:eastAsia="Microsoft JhengHei"/>
+          <w:b/>
+          <w:sz w:val="21"/>
+        </w:rPr>
+        <w:t>5/15 前完成購票</w:t>
+      </w:r>
+      <w:r>
+        <w:rPr>
+          <w:rFonts w:ascii="Microsoft JhengHei" w:hAnsi="Microsoft JhengHei" w:eastAsia="Microsoft JhengHei"/>
+          <w:sz w:val="21"/>
+        </w:rPr>
       </w:r>
     </w:p>
     <w:p>
@@ -3155,7 +3198,7 @@
         <w:rPr>
           <w:rFonts w:ascii="Microsoft JhengHei" w:hAnsi="Microsoft JhengHei" w:eastAsia="Microsoft JhengHei"/>
         </w:rPr>
-        <w:t>#### 歷史故事：一場未竟的野心</w:t>
+        <w:t>#### 歷史故事:一場未竟的野心</w:t>
       </w:r>
     </w:p>
     <w:p>
@@ -5980,7 +6023,7 @@
           <w:rFonts w:ascii="Microsoft JhengHei" w:hAnsi="Microsoft JhengHei" w:eastAsia="Microsoft JhengHei"/>
           <w:i/>
         </w:rPr>
-        <w:t>最後更新：2026/05/13（三方審查修訂版）</w:t>
+        <w:t>最後更新：2026/05/14（同步 master：加入 5/15 前完成預訂、旅伴姓名脫敏）</w:t>
       </w:r>
       <w:r>
         <w:rPr>
